--- a/images/xtratrackslogo2026.docx
+++ b/images/xtratrackslogo2026.docx
@@ -181,7 +181,7 @@
           </mc:Choice>
           <mc:Fallback>
             <w:pict>
-              <v:rect w14:anchorId="62F687F2" id="Rechteck 2" o:spid="_x0000_s1026" style="position:absolute;margin-left:17.05pt;margin-top:12.85pt;width:294.7pt;height:186.55pt;z-index:251675648;visibility:visible;mso-wrap-style:square;mso-width-percent:0;mso-height-percent:0;mso-wrap-distance-left:9pt;mso-wrap-distance-top:0;mso-wrap-distance-right:9pt;mso-wrap-distance-bottom:0;mso-position-horizontal:absolute;mso-position-horizontal-relative:text;mso-position-vertical:absolute;mso-position-vertical-relative:text;mso-width-percent:0;mso-height-percent:0;mso-width-relative:margin;mso-height-relative:margin;v-text-anchor:middle" o:gfxdata="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" fillcolor="#f6f8fc [180]" stroked="f" strokeweight="1pt">
+              <v:rect w14:anchorId="258DE235" id="Rechteck 2" o:spid="_x0000_s1026" style="position:absolute;margin-left:17.05pt;margin-top:12.85pt;width:294.7pt;height:186.55pt;z-index:251675648;visibility:visible;mso-wrap-style:square;mso-width-percent:0;mso-height-percent:0;mso-wrap-distance-left:9pt;mso-wrap-distance-top:0;mso-wrap-distance-right:9pt;mso-wrap-distance-bottom:0;mso-position-horizontal:absolute;mso-position-horizontal-relative:text;mso-position-vertical:absolute;mso-position-vertical-relative:text;mso-width-percent:0;mso-height-percent:0;mso-width-relative:margin;mso-height-relative:margin;v-text-anchor:middle" o:gfxdata="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" fillcolor="#f6f8fc [180]" stroked="f" strokeweight="1pt">
                 <v:fill color2="white [3212]" o:opacity2="0" rotate="t" angle="270" colors="0 #f6f8fc;34079f white;46531f white;1 white" focus="100%" type="gradient"/>
               </v:rect>
             </w:pict>
@@ -283,13 +283,13 @@
         <mc:AlternateContent>
           <mc:Choice Requires="wps">
             <w:drawing>
-              <wp:anchor distT="0" distB="0" distL="114300" distR="114300" simplePos="0" relativeHeight="251678720" behindDoc="0" locked="0" layoutInCell="1" allowOverlap="1" wp14:anchorId="61451F63" wp14:editId="7C560611">
+              <wp:anchor distT="0" distB="0" distL="114300" distR="114300" simplePos="0" relativeHeight="251678720" behindDoc="0" locked="0" layoutInCell="1" allowOverlap="1" wp14:anchorId="61451F63" wp14:editId="6B95F95E">
                 <wp:simplePos x="0" y="0"/>
                 <wp:positionH relativeFrom="column">
-                  <wp:posOffset>142020</wp:posOffset>
+                  <wp:posOffset>217805</wp:posOffset>
                 </wp:positionH>
                 <wp:positionV relativeFrom="paragraph">
-                  <wp:posOffset>141137</wp:posOffset>
+                  <wp:posOffset>128270</wp:posOffset>
                 </wp:positionV>
                 <wp:extent cx="3964899" cy="1722474"/>
                 <wp:effectExtent l="0" t="0" r="0" b="0"/>
@@ -500,7 +500,37 @@
                                 <w:szCs w:val="22"/>
                                 <w:lang w:val="en-GB"/>
                               </w:rPr>
-                              <w:t xml:space="preserve">29.04. – 1.07.2026     </w:t>
+                              <w:t xml:space="preserve">29.04. – </w:t>
+                            </w:r>
+                            <w:r>
+                              <w:rPr>
+                                <w:rFonts w:ascii="Calibri" w:hAnsi="Calibri" w:cs="Calibri"/>
+                                <w:color w:val="FFFFFF" w:themeColor="background1"/>
+                                <w:sz w:val="22"/>
+                                <w:szCs w:val="22"/>
+                                <w:lang w:val="en-GB"/>
+                              </w:rPr>
+                              <w:t>0</w:t>
+                            </w:r>
+                            <w:r>
+                              <w:rPr>
+                                <w:rFonts w:ascii="Calibri" w:hAnsi="Calibri" w:cs="Calibri"/>
+                                <w:color w:val="FFFFFF" w:themeColor="background1"/>
+                                <w:sz w:val="22"/>
+                                <w:szCs w:val="22"/>
+                                <w:lang w:val="en-GB"/>
+                              </w:rPr>
+                              <w:t xml:space="preserve">1.07.2026   </w:t>
+                            </w:r>
+                            <w:r>
+                              <w:rPr>
+                                <w:rFonts w:ascii="Calibri" w:hAnsi="Calibri" w:cs="Calibri"/>
+                                <w:color w:val="FFFFFF" w:themeColor="background1"/>
+                                <w:sz w:val="22"/>
+                                <w:szCs w:val="22"/>
+                                <w:lang w:val="en-GB"/>
+                              </w:rPr>
+                              <w:t xml:space="preserve"> </w:t>
                             </w:r>
                             <w:r>
                               <w:rPr>
@@ -558,6 +588,16 @@
                               <w:t xml:space="preserve">          </w:t>
                             </w:r>
                             <w:bookmarkStart w:id="1" w:name="_Hlk214529986"/>
+                            <w:r>
+                              <w:rPr>
+                                <w:rFonts w:ascii="Calibri" w:hAnsi="Calibri" w:cs="Calibri"/>
+                                <w:color w:val="FFFFFF" w:themeColor="background1"/>
+                                <w:sz w:val="22"/>
+                                <w:szCs w:val="22"/>
+                                <w:lang w:val="en-GB"/>
+                              </w:rPr>
+                              <w:t xml:space="preserve"> </w:t>
+                            </w:r>
                             <w:r>
                               <w:rPr>
                                 <w:rFonts w:ascii="Aptos" w:hAnsi="Aptos"/>
@@ -644,7 +684,7 @@
                 <v:stroke joinstyle="miter"/>
                 <v:path gradientshapeok="t" o:connecttype="rect"/>
               </v:shapetype>
-              <v:shape id="Textfeld 4" o:spid="_x0000_s1026" type="#_x0000_t202" style="position:absolute;margin-left:11.2pt;margin-top:11.1pt;width:312.2pt;height:135.65pt;z-index:251678720;visibility:visible;mso-wrap-style:square;mso-width-percent:0;mso-height-percent:0;mso-wrap-distance-left:9pt;mso-wrap-distance-top:0;mso-wrap-distance-right:9pt;mso-wrap-distance-bottom:0;mso-position-horizontal:absolute;mso-position-horizontal-relative:text;mso-position-vertical:absolute;mso-position-vertical-relative:text;mso-width-percent:0;mso-height-percent:0;mso-width-relative:margin;mso-height-relative:margin;v-text-anchor:top" o:gfxdata="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" filled="f" stroked="f" strokeweight=".5pt">
+              <v:shape id="Textfeld 4" o:spid="_x0000_s1026" type="#_x0000_t202" style="position:absolute;margin-left:17.15pt;margin-top:10.1pt;width:312.2pt;height:135.65pt;z-index:251678720;visibility:visible;mso-wrap-style:square;mso-width-percent:0;mso-height-percent:0;mso-wrap-distance-left:9pt;mso-wrap-distance-top:0;mso-wrap-distance-right:9pt;mso-wrap-distance-bottom:0;mso-position-horizontal:absolute;mso-position-horizontal-relative:text;mso-position-vertical:absolute;mso-position-vertical-relative:text;mso-width-percent:0;mso-height-percent:0;mso-width-relative:margin;mso-height-relative:margin;v-text-anchor:top" o:gfxdata="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" filled="f" stroked="f" strokeweight=".5pt">
                 <v:textbox>
                   <w:txbxContent>
                     <w:p>
@@ -832,7 +872,37 @@
                           <w:szCs w:val="22"/>
                           <w:lang w:val="en-GB"/>
                         </w:rPr>
-                        <w:t xml:space="preserve">29.04. – 1.07.2026     </w:t>
+                        <w:t xml:space="preserve">29.04. – </w:t>
+                      </w:r>
+                      <w:r>
+                        <w:rPr>
+                          <w:rFonts w:ascii="Calibri" w:hAnsi="Calibri" w:cs="Calibri"/>
+                          <w:color w:val="FFFFFF" w:themeColor="background1"/>
+                          <w:sz w:val="22"/>
+                          <w:szCs w:val="22"/>
+                          <w:lang w:val="en-GB"/>
+                        </w:rPr>
+                        <w:t>0</w:t>
+                      </w:r>
+                      <w:r>
+                        <w:rPr>
+                          <w:rFonts w:ascii="Calibri" w:hAnsi="Calibri" w:cs="Calibri"/>
+                          <w:color w:val="FFFFFF" w:themeColor="background1"/>
+                          <w:sz w:val="22"/>
+                          <w:szCs w:val="22"/>
+                          <w:lang w:val="en-GB"/>
+                        </w:rPr>
+                        <w:t xml:space="preserve">1.07.2026   </w:t>
+                      </w:r>
+                      <w:r>
+                        <w:rPr>
+                          <w:rFonts w:ascii="Calibri" w:hAnsi="Calibri" w:cs="Calibri"/>
+                          <w:color w:val="FFFFFF" w:themeColor="background1"/>
+                          <w:sz w:val="22"/>
+                          <w:szCs w:val="22"/>
+                          <w:lang w:val="en-GB"/>
+                        </w:rPr>
+                        <w:t xml:space="preserve"> </w:t>
                       </w:r>
                       <w:r>
                         <w:rPr>
@@ -890,6 +960,16 @@
                         <w:t xml:space="preserve">          </w:t>
                       </w:r>
                       <w:bookmarkStart w:id="3" w:name="_Hlk214529986"/>
+                      <w:r>
+                        <w:rPr>
+                          <w:rFonts w:ascii="Calibri" w:hAnsi="Calibri" w:cs="Calibri"/>
+                          <w:color w:val="FFFFFF" w:themeColor="background1"/>
+                          <w:sz w:val="22"/>
+                          <w:szCs w:val="22"/>
+                          <w:lang w:val="en-GB"/>
+                        </w:rPr>
+                        <w:t xml:space="preserve"> </w:t>
+                      </w:r>
                       <w:r>
                         <w:rPr>
                           <w:rFonts w:ascii="Aptos" w:hAnsi="Aptos"/>
